--- a/docs/kucheriavenko-yeva.docx
+++ b/docs/kucheriavenko-yeva.docx
@@ -348,19 +348,7 @@
           <w:u w:val="single"/>
           <w:lang w:val="uk-UA" w:eastAsia="zh-CN"/>
         </w:rPr>
-        <w:t>Кушніренко Амін</w:t>
-      </w:r>
-      <w:r>
-        <w:rPr>
-          <w:rFonts w:ascii="Times New Roman" w:eastAsia="SimSun" w:hAnsi="Times New Roman" w:cs="Times New Roman"/>
-          <w:b/>
-          <w:bCs/>
-          <w:sz w:val="32"/>
-          <w:szCs w:val="24"/>
-          <w:u w:val="single"/>
-          <w:lang w:val="uk-UA" w:eastAsia="zh-CN"/>
-        </w:rPr>
-        <w:t>а</w:t>
+        <w:t xml:space="preserve">Кучерявенко Єва</w:t>
       </w:r>
       <w:r>
         <w:rPr>
@@ -872,7 +860,7 @@
           <w:u w:val="single"/>
           <w:lang w:val="uk-UA" w:eastAsia="zh-CN"/>
         </w:rPr>
-        <w:t>Кушніренко Аміна</w:t>
+        <w:t xml:space="preserve">Кучерявенко Єва</w:t>
       </w:r>
       <w:r>
         <w:rPr>
@@ -1198,7 +1186,7 @@
           <w:u w:val="single"/>
           <w:lang w:val="uk-UA" w:eastAsia="ru-RU"/>
         </w:rPr>
-        <w:t>2024</w:t>
+        <w:t xml:space="preserve">2026 року</w:t>
       </w:r>
     </w:p>
     <w:p>
@@ -1335,6 +1323,7 @@
     </w:p>
     <w:p>
       <w:pPr>
+        <w:keepNext/>
         <w:spacing w:after="0" w:line="240" w:lineRule="auto"/>
         <w:rPr>
           <w:rFonts w:ascii="Times New Roman" w:eastAsia="SimSun" w:hAnsi="Times New Roman" w:cs="Times New Roman"/>
@@ -1368,6 +1357,7 @@
     <w:bookmarkEnd w:id="0"/>
     <w:p>
       <w:pPr>
+        <w:keepNext/>
         <w:spacing w:after="0" w:line="240" w:lineRule="auto"/>
         <w:rPr>
           <w:rFonts w:ascii="Times New Roman" w:eastAsia="SimSun" w:hAnsi="Times New Roman" w:cs="Times New Roman"/>
@@ -2317,7 +2307,7 @@
           <w:szCs w:val="28"/>
           <w:lang w:val="uk-UA"/>
         </w:rPr>
-        <w:t>______</w:t>
+        <w:t xml:space="preserve">______ год. ______ тиж.</w:t>
       </w:r>
     </w:p>
     <w:p>
@@ -2333,6 +2323,7 @@
     </w:p>
     <w:p>
       <w:pPr>
+        <w:keepNext/>
         <w:spacing w:after="0" w:line="240" w:lineRule="auto"/>
         <w:rPr>
           <w:rFonts w:ascii="Times New Roman" w:eastAsia="SimSun" w:hAnsi="Times New Roman" w:cs="Times New Roman"/>
@@ -2382,6 +2373,7 @@
     </w:p>
     <w:p>
       <w:pPr>
+        <w:keepNext/>
         <w:spacing w:after="0" w:line="240" w:lineRule="auto"/>
         <w:rPr>
           <w:rFonts w:ascii="Times New Roman" w:eastAsia="SimSun" w:hAnsi="Times New Roman" w:cs="Times New Roman"/>
@@ -3256,7 +3248,7 @@
           <w:szCs w:val="28"/>
           <w:lang w:val="uk-UA"/>
         </w:rPr>
-        <w:t xml:space="preserve"> 8</w:t>
+        <w:t xml:space="preserve">____ год. ____ тиж.</w:t>
       </w:r>
     </w:p>
     <w:p>
@@ -3273,6 +3265,7 @@
     </w:p>
     <w:p>
       <w:pPr>
+        <w:keepNext/>
         <w:spacing w:after="0" w:line="240" w:lineRule="auto"/>
         <w:rPr>
           <w:rFonts w:ascii="Times New Roman" w:eastAsia="SimSun" w:hAnsi="Times New Roman" w:cs="Times New Roman"/>
@@ -3313,6 +3306,7 @@
     </w:p>
     <w:p>
       <w:pPr>
+        <w:keepNext/>
         <w:spacing w:after="0" w:line="240" w:lineRule="auto"/>
         <w:rPr>
           <w:rFonts w:ascii="Times New Roman" w:eastAsia="SimSun" w:hAnsi="Times New Roman" w:cs="Times New Roman"/>
@@ -4250,11 +4244,12 @@
           <w:szCs w:val="28"/>
           <w:lang w:val="uk-UA"/>
         </w:rPr>
-        <w:t xml:space="preserve"> ______</w:t>
-      </w:r>
-    </w:p>
-    <w:p>
-      <w:pPr>
+        <w:t xml:space="preserve"> ______ год. ______ тиж.</w:t>
+      </w:r>
+    </w:p>
+    <w:p>
+      <w:pPr>
+        <w:keepNext/>
         <w:spacing w:after="0" w:line="240" w:lineRule="auto"/>
         <w:rPr>
           <w:rFonts w:ascii="Times New Roman" w:eastAsia="SimSun" w:hAnsi="Times New Roman" w:cs="Times New Roman"/>
@@ -4304,6 +4299,7 @@
     </w:p>
     <w:p>
       <w:pPr>
+        <w:keepNext/>
         <w:spacing w:after="0" w:line="240" w:lineRule="auto"/>
         <w:rPr>
           <w:rFonts w:ascii="Times New Roman" w:eastAsia="SimSun" w:hAnsi="Times New Roman" w:cs="Times New Roman"/>
@@ -5272,7 +5268,7 @@
           <w:szCs w:val="28"/>
           <w:lang w:val="uk-UA"/>
         </w:rPr>
-        <w:t xml:space="preserve"> 9</w:t>
+        <w:t xml:space="preserve">______ год. ______ тиж.</w:t>
       </w:r>
     </w:p>
     <w:p>
@@ -5303,6 +5299,7 @@
     </w:p>
     <w:p>
       <w:pPr>
+        <w:keepNext/>
         <w:spacing w:after="0" w:line="240" w:lineRule="auto"/>
         <w:jc w:val="center"/>
         <w:rPr>
@@ -5326,6 +5323,7 @@
     </w:p>
     <w:p>
       <w:pPr>
+        <w:keepNext/>
         <w:spacing w:after="0" w:line="240" w:lineRule="auto"/>
         <w:jc w:val="center"/>
         <w:rPr>
@@ -5951,6 +5949,7 @@
     </w:p>
     <w:p>
       <w:pPr>
+        <w:keepNext/>
         <w:tabs>
           <w:tab w:val="left" w:pos="4530"/>
         </w:tabs>
@@ -6798,6 +6797,7 @@
     </w:p>
     <w:p>
       <w:pPr>
+        <w:keepNext/>
         <w:spacing w:after="0" w:line="240" w:lineRule="auto"/>
         <w:rPr>
           <w:rFonts w:ascii="Times New Roman" w:eastAsia="SimSun" w:hAnsi="Times New Roman" w:cs="Times New Roman"/>
@@ -6822,6 +6822,7 @@
     </w:p>
     <w:p>
       <w:pPr>
+        <w:keepNext/>
         <w:spacing w:after="0" w:line="240" w:lineRule="auto"/>
         <w:rPr>
           <w:rFonts w:ascii="Times New Roman" w:eastAsia="SimSun" w:hAnsi="Times New Roman" w:cs="Times New Roman"/>
@@ -6834,6 +6835,7 @@
     </w:p>
     <w:p>
       <w:pPr>
+        <w:keepNext/>
         <w:tabs>
           <w:tab w:val="left" w:pos="4530"/>
         </w:tabs>
@@ -6849,6 +6851,7 @@
     </w:p>
     <w:p>
       <w:pPr>
+        <w:keepNext/>
         <w:tabs>
           <w:tab w:val="left" w:pos="4530"/>
         </w:tabs>
@@ -6875,6 +6878,7 @@
     </w:p>
     <w:p>
       <w:pPr>
+        <w:keepNext/>
         <w:tabs>
           <w:tab w:val="left" w:pos="4530"/>
         </w:tabs>
@@ -6890,6 +6894,7 @@
     </w:p>
     <w:p>
       <w:pPr>
+        <w:keepNext/>
         <w:tabs>
           <w:tab w:val="left" w:pos="4530"/>
         </w:tabs>
@@ -6975,6 +6980,7 @@
     </w:p>
     <w:p>
       <w:pPr>
+        <w:keepNext/>
         <w:tabs>
           <w:tab w:val="left" w:pos="4530"/>
         </w:tabs>
@@ -6990,6 +6996,7 @@
     </w:p>
     <w:p>
       <w:pPr>
+        <w:keepNext/>
         <w:tabs>
           <w:tab w:val="left" w:pos="4530"/>
         </w:tabs>
